--- a/manuscript/CRC_Discussion.docx
+++ b/manuscript/CRC_Discussion.docx
@@ -117,7 +117,7 @@
           <w:sz w:val="24"/>
           <w:szCs w:val="24"/>
         </w:rPr>
-        <w:t xml:space="preserve">The species-only Random Forest demonstrated robust performance across all sensitivity analyses. The pooled AUC of 0.810 (95% CI: 0.777 to 0.841) was stable across five random seeds (mean 0.805 +/- 0.002), insensitive to pathway filter threshold selection (AUC range 0.773 to 0.789 across a 20-combination grid), and unaffected by the inclusion or residualization of demographic covariates (AUC range 0.799 to 0.812 across all confounder adjustment conditions). These results indicate that the classifier captures a genuine biological signal that is not an artifact of batch structure, feature selection choices, or demographic confounding.</w:t>
+        <w:t>The species-only Random Forest demonstrated robust performance across all sensitivity analyses. The pooled AUC of 0.810 (95% CI: 0.777 to 0.841) was stable across five random seeds (mean 0.805 +/- 0.002), insensitive to pathway filter threshold selection (joint RF AUC range 0.773 to 0.811 across the full 20-cell grid; 0.773 to 0.789 across the 16 non-degenerate cells), and unaffected by the inclusion or residualization of demographic covariates (joint RF AUC range 0.799 to 0.812 across direct-inclusion and residualization of age, sex, and BMI).</w:t>
       </w:r>
     </w:p>
     <w:p>
@@ -161,7 +161,7 @@
           <w:sz w:val="24"/>
           <w:szCs w:val="24"/>
         </w:rPr>
-        <w:t xml:space="preserve">Our exploratory adenoma analyses yielded modest classification performance (healthy vs. adenoma: AUC 0.68 to 0.71; adenoma vs. CRC: AUC 0.79 to 0.81 under five-fold CV), with substantially degraded cross-cohort LODO estimates (0.58 to 0.62 and 0.67 to 0.69, respectively). These results are consistent with the known molecular heterogeneity of colorectal adenomas and the limited sample sizes available (n = 116 adenoma across three cohorts). The poor cross-cohort generalization suggests that adenoma-associated microbial signatures, if they exist, are either weaker than CRC signatures, more sensitive to technical and demographic variation across studies, or both.</w:t>
+        <w:t>Our exploratory adenoma analyses yielded modest classification performance under five-fold within-cohort cross-validation (healthy vs. adenoma: AUC 0.68 to 0.71; adenoma vs. CRC: AUC 0.79 to 0.81), with cross-cohort LODO estimates collapsing to near chance (healthy vs. adenoma: 0.453 to 0.509; adenoma vs. CRC: 0.515 to 0.583). These results are consistent with the known molecular heterogeneity of colorectal adenomas and the limited sample sizes available (n = 116 adenoma across three cohorts). The poor cross-cohort generalization suggests that adenoma-associated microbial signatures, if they exist, are either weaker than CRC signatures, more sensitive to technical and demographic variation across studies, or both.</w:t>
       </w:r>
     </w:p>
     <w:p>
@@ -249,7 +249,7 @@
           <w:sz w:val="24"/>
           <w:szCs w:val="24"/>
         </w:rPr>
-        <w:t xml:space="preserve">Several limitations should be noted. First, our analysis is restricted to the seven cohorts from Thomas et al. (2019) and does not incorporate the additional cohorts available in more recent studies. Scaling to larger datasets would provide greater statistical power and may alter the relative contribution of pathway features. Second, we did not perform hyperparameter tuning via nested cross-validation; while this is justified by the species-only model's superior performance, it is possible that tuned joint models could narrow the gap. Third, the adenoma analyses are underpowered and should be interpreted cautiously. Fourth, our per-fold ComBat analysis requires the pycombat dependency and was not included in the main analysis pipeline. Fifth, the functional pathway features used here are unstratified community-level abundances; taxon-stratified pathway features, while more numerous and potentially more informative, were excluded due to high dimensionality and redundancy.</w:t>
+        <w:t>Several limitations should be noted. First, our analysis is restricted to the seven cohorts from Thomas et al. (2019) and does not incorporate the additional cohorts available in more recent studies. Scaling to larger datasets would provide greater statistical power and may alter the relative contribution of pathway features. Second, we did not perform hyperparameter tuning via nested cross-validation; while this is justified by the species-only model's superior performance, it is possible that tuned joint models could narrow the gap. Third, the adenoma analyses are underpowered and should be interpreted cautiously. Fourth, our per-fold ComBat analysis requires the combat dependency (canonical PyPI package combat, providing combat.pycombat.pycombat) and is reported alongside but not included in the main analysis pipeline. Fifth, the functional pathway features used here are unstratified community-level abundances; taxon-stratified pathway features, while more numerous and potentially more informative, were excluded due to high dimensionality and redundancy.</w:t>
       </w:r>
     </w:p>
     <w:p>

--- a/manuscript/CRC_Discussion.docx
+++ b/manuscript/CRC_Discussion.docx
@@ -117,7 +117,7 @@
           <w:sz w:val="24"/>
           <w:szCs w:val="24"/>
         </w:rPr>
-        <w:t>The species-only Random Forest demonstrated robust performance across all sensitivity analyses. The pooled AUC of 0.810 (95% CI: 0.777 to 0.841) was stable across five random seeds (mean 0.805 +/- 0.002), insensitive to pathway filter threshold selection (joint RF AUC range 0.773 to 0.811 across the full 20-cell grid; 0.773 to 0.789 across the 16 non-degenerate cells), and unaffected by the inclusion or residualization of demographic covariates (joint RF AUC range 0.799 to 0.812 across direct-inclusion and residualization of age, sex, and BMI).</w:t>
+        <w:t>The species-only Random Forest demonstrated robust performance across all sensitivity analyses. The pooled AUC of 0.810 (95% CI: 0.777 to 0.841) was stable across five random seeds (mean 0.805 +/- 0.002), insensitive to pathway filter threshold selection (joint RF AUC range 0.773 to 0.811 across the full 20-cell grid; 0.773 to 0.789 across the 16 non-degenerate cells), and unaffected by the inclusion or residualization of demographic covariates (species RF AUC range 0.807 to 0.816 across direct-inclusion and residualization of age, sex, and BMI).</w:t>
       </w:r>
     </w:p>
     <w:p>

--- a/manuscript/CRC_Discussion.docx
+++ b/manuscript/CRC_Discussion.docx
@@ -117,7 +117,7 @@
           <w:sz w:val="24"/>
           <w:szCs w:val="24"/>
         </w:rPr>
-        <w:t>The species-only Random Forest demonstrated robust performance across all sensitivity analyses. The pooled AUC of 0.810 (95% CI: 0.777 to 0.841) was stable across five random seeds (mean 0.805 +/- 0.002), insensitive to pathway filter threshold selection (joint RF AUC range 0.773 to 0.811 across the full 20-cell grid; 0.773 to 0.789 across the 16 non-degenerate cells), and unaffected by the inclusion or residualization of demographic covariates (species RF AUC range 0.807 to 0.816 across direct-inclusion and residualization of age, sex, and BMI).</w:t>
+        <w:t>The species-only Random Forest demonstrated robust performance across all sensitivity analyses. The pooled AUC of 0.810 (95% CI: 0.776 to 0.841) was stable across five random seeds (mean 0.805 +/- 0.002), insensitive to pathway filter threshold selection (joint RF AUC range 0.773 to 0.811 across the full 20-cell grid; 0.773 to 0.789 across the 16 non-degenerate cells), and unaffected by the inclusion or residualization of demographic covariates (species RF AUC range 0.807 to 0.816 across direct-inclusion and residualization of age, sex, and BMI).</w:t>
       </w:r>
     </w:p>
     <w:p>

--- a/manuscript/CRC_Discussion.docx
+++ b/manuscript/CRC_Discussion.docx
@@ -98,6 +98,88 @@
       </w:r>
       <w:r>
         <w:t>) shows the same pattern: no rescue of the joint model. Strain- or gene-level features were not evaluated because curatedMetagenomicData does not distribute them at the depth required for a 10-cohort pooled analysis. This is consistent with the broader high-dimensional / low-sample-size literature (Bellman 1961; Trunk 1979): at n ≈ 1,300 across heterogeneous cohorts, parsimony wins. The result should be read as a statement about the current sample-size regime — and the granularity of features available from standard pipelines — rather than as a categorical claim that functional features can never help; with substantially larger pooled datasets (Piccinno et al. 2025), the noise contribution of additional features may diminish.</w:t>
+      </w:r>
+    </w:p>
+    <w:p>
+      <w:r>
+        <w:t>TreeSHAP rankings on the species Random Forest agree closely with permutation-importance rankings on the same model: 16 of the top 20 species by TreeSHAP also appear in the top 20 by permutation importance (</w:t>
+      </w:r>
+      <w:r>
+        <w:rPr>
+          <w:rFonts w:ascii="Courier New" w:hAnsi="Courier New"/>
+        </w:rPr>
+        <w:t>results/diagnostics/permutation_vs_shap_correlation.csv</w:t>
+      </w:r>
+      <w:r>
+        <w:t>). Three of the four oral-pathobiont species (</w:t>
+      </w:r>
+      <w:r>
+        <w:rPr>
+          <w:i/>
+        </w:rPr>
+        <w:t>Fusobacterium nucleatum</w:t>
+      </w:r>
+      <w:r>
+        <w:t xml:space="preserve">, </w:t>
+      </w:r>
+      <w:r>
+        <w:rPr>
+          <w:i/>
+        </w:rPr>
+        <w:t>Peptostreptococcus stomatis</w:t>
+      </w:r>
+      <w:r>
+        <w:t xml:space="preserve">, </w:t>
+      </w:r>
+      <w:r>
+        <w:rPr>
+          <w:i/>
+        </w:rPr>
+        <w:t>Gemella morbillorum</w:t>
+      </w:r>
+      <w:r>
+        <w:t xml:space="preserve">) retain top-four rank under both measures; </w:t>
+      </w:r>
+      <w:r>
+        <w:rPr>
+          <w:i/>
+        </w:rPr>
+        <w:t>Parvimonas micra</w:t>
+      </w:r>
+      <w:r>
+        <w:t xml:space="preserve"> ranks 2 by TreeSHAP and 12 by permutation, indicating lower individual model dependence but consistent inclusion in the top-importance band. Per-cohort SHAP rank does not correlate with cohort median sequencing depth for </w:t>
+      </w:r>
+      <w:r>
+        <w:rPr>
+          <w:i/>
+        </w:rPr>
+        <w:t>F. nucleatum</w:t>
+      </w:r>
+      <w:r>
+        <w:t xml:space="preserve"> (Spearman ρ = −0.19, p = 0.59, n = 10 cohorts; </w:t>
+      </w:r>
+      <w:r>
+        <w:rPr>
+          <w:rFonts w:ascii="Courier New" w:hAnsi="Courier New"/>
+        </w:rPr>
+        <w:t>results/diagnostics/depth_confound_shap.csv</w:t>
+      </w:r>
+      <w:r>
+        <w:t>); no top-20 species survives a multiple-testing-corrected threshold for depth-rank correlation. The oral-pathobiont signature is therefore not an artifact of TreeSHAP's bias toward high-cardinality features nor of cohort-level read depth.</w:t>
+      </w:r>
+    </w:p>
+    <w:p>
+      <w:r>
+        <w:t xml:space="preserve">The joint XGBoost model exhibits a notably larger reliability term in the Brier decomposition (0.026) than either Random Forest (species RF 0.007; joint RF 0.006; </w:t>
+      </w:r>
+      <w:r>
+        <w:rPr>
+          <w:rFonts w:ascii="Courier New" w:hAnsi="Courier New"/>
+        </w:rPr>
+        <w:t>results/diagnostics/brier_decomposition.csv</w:t>
+      </w:r>
+      <w:r>
+        <w:t>), reflecting more aggressive logit pushes toward 0 and 1 that produce a U-shaped predicted-probability distribution. This is a calibration property of gradient-boosted decision trees on heterogeneous tabular metagenomic data rather than a model-comparison artifact, but it argues for the Random Forest as the preferred deployment candidate where probability calibration matters (e.g., downstream Bayesian thresholding for screening decisions).</w:t>
       </w:r>
     </w:p>
     <w:p>
@@ -342,6 +424,51 @@
     <w:p>
       <w:r>
         <w:t>Several limitations warrant emphasis. First, clinical metadata harmonisation across curatedMetagenomicData is limited to age, sex, and BMI; we do not model adenoma stage (advanced vs non-advanced), tumour location, TNM stage, or treatment history because these fields are not uniformly reported. The H-vs-A near-chance result therefore reflects cross-cohort generalisation difficulty under heterogeneous case definitions, not necessarily the absence of any microbiome signal for adenoma. Second, the dataset is purely cross-sectional; no longitudinal samples are available to test progression or post-treatment trajectories. Third, our analysis is restricted to cohorts processed through the curatedMetagenomicData uniform pipeline; we did not validate the classifier on independently processed, non-curatedMetagenomicData cohorts, and processing-pipeline differences (read trimming, taxonomic database version, pathway database version) could attenuate generalisation in that setting. Fourth, we did not perform nested-CV hyperparameter tuning; we justify this on the grounds that the joint model already fails to outperform the species baseline at default hyperparameters, but tuned joint models could in principle narrow the gap. Fifth, the pathway features used here are unstratified community-level abundances; taxon-stratified features were excluded due to redundancy and dimensionality but could in principle separate species-encoded from metagenome-wide signals. Sixth, the adenoma analyses are statistically underpowered (4 cohorts, n = 183) and should be interpreted as hypothesis-generating rather than definitive.</w:t>
+      </w:r>
+    </w:p>
+    <w:p>
+      <w:r>
+        <w:t>The 10 cohorts in this meta-analysis are geographically concentrated in Europe, East Asia, and North America, with one Indian cohort (GuptaA_2019, n=60) and no cohorts from Africa, Latin America, or the Middle East. This reflects the current geographic distribution of public shotgun metagenomic CRC datasets rather than a methodological choice. Findings should not be assumed to generalize to populations whose gut microbiota, diet, and exposure profiles differ substantially from the cohorts represented here. Expansion to under-represented populations is a priority for future work.</w:t>
+      </w:r>
+    </w:p>
+    <w:p>
+      <w:pPr>
+        <w:pStyle w:val="Heading2"/>
+      </w:pPr>
+      <w:r>
+        <w:t>Position relative to current non-invasive screening</w:t>
+      </w:r>
+    </w:p>
+    <w:p>
+      <w:r>
+        <w:t xml:space="preserve">The Fecal Immunochemical Test (FIT) remains the established non-invasive primary screening modality for colorectal cancer, with published per-test sensitivity of approximately 79% and specificity of approximately 94% (Imperiale 2014 </w:t>
+      </w:r>
+      <w:r>
+        <w:rPr>
+          <w:i/>
+        </w:rPr>
+        <w:t>N Engl J Med</w:t>
+      </w:r>
+      <w:r>
+        <w:t xml:space="preserve">; Chiu 2017 </w:t>
+      </w:r>
+      <w:r>
+        <w:rPr>
+          <w:i/>
+        </w:rPr>
+        <w:t>JAMA Intern Med</w:t>
+      </w:r>
+      <w:r>
+        <w:t xml:space="preserve">). At population CRC prevalence of approximately 5%, FIT's positive predictive value is therefore considerably higher than a microbiome-based classifier operating at the AUC observed here (see </w:t>
+      </w:r>
+      <w:r>
+        <w:rPr>
+          <w:rFonts w:ascii="Courier New" w:hAnsi="Courier New"/>
+        </w:rPr>
+        <w:t>results/diagnostics/fit_vs_microbiome.csv</w:t>
+      </w:r>
+      <w:r>
+        <w:t>). The clinical role most plausibly supported by our results is therefore not as a replacement for FIT, but as a stratifier — for example, of FIT-negative individuals at elevated baseline risk — or as a longitudinal monitoring substrate where serial sampling can offset the per-test discrimination gap. Direct head-to-head prospective comparison in screening-age populations remains essential before any deployment claim can be made.</w:t>
       </w:r>
     </w:p>
     <w:p>

--- a/manuscript/CRC_Discussion.docx
+++ b/manuscript/CRC_Discussion.docx
@@ -88,7 +88,7 @@
         <w:t>Gemella morbillorum</w:t>
       </w:r>
       <w:r>
-        <w:t xml:space="preserve">) collectively contribute to a wide swathe of unstratified pathways — so much of the apparent "functional" signal is already captured by the taxonomic features. The biologically-guided shortlist (~66 retained features per fold drawn from 8 CRC-relevant functional groups; mean LODO AUC 0.817; </w:t>
+        <w:t xml:space="preserve">) collectively contribute to a wide swathe of unstratified pathways — so much of the apparent "functional" signal is already captured by the taxonomic features. The biologically-guided shortlist (~66 retained features per fold drawn from 9 CRC-relevant functional groups; mean LODO AUC 0.817; </w:t>
       </w:r>
       <w:r>
         <w:rPr>
@@ -210,7 +210,7 @@
         <w:t>scripts/bio_pathway_shortlist.py</w:t>
       </w:r>
       <w:r>
-        <w:t xml:space="preserve">) restricted candidate pathways to eight CRC-relevant functional groups — butyrate / short-chain fatty acid production, fermentation, lipopolysaccharide and inflammation pathways, polyamine synthesis, tryptophan metabolism, folate and one-carbon metabolism, sulfur and methionine metabolism, and glycan / mucin degradation — selected from the published CRC microbiome literature before any model fitting. Second, </w:t>
+        <w:t xml:space="preserve">) restricted candidate pathways to nine CRC-relevant functional groups — butyrate / short-chain fatty acid production, fermentation, lipopolysaccharide and inflammation pathways, polyamine synthesis, tryptophan metabolism, folate and one-carbon metabolism, sulfur and methionine metabolism, glycan / mucin degradation, and bile-acid metabolism (BSH-mediated deconjugation and 7alpha-dehydroxylation / bai operon) — selected from the published CRC microbiome literature before any model fitting. Second, </w:t>
       </w:r>
       <w:r>
         <w:rPr>
@@ -441,25 +441,7 @@
     </w:p>
     <w:p>
       <w:r>
-        <w:t xml:space="preserve">The Fecal Immunochemical Test (FIT) remains the established non-invasive primary screening modality for colorectal cancer, with published per-test sensitivity of approximately 79% and specificity of approximately 94% (Imperiale 2014 </w:t>
-      </w:r>
-      <w:r>
-        <w:rPr>
-          <w:i/>
-        </w:rPr>
-        <w:t>N Engl J Med</w:t>
-      </w:r>
-      <w:r>
-        <w:t xml:space="preserve">; Chiu 2017 </w:t>
-      </w:r>
-      <w:r>
-        <w:rPr>
-          <w:i/>
-        </w:rPr>
-        <w:t>JAMA Intern Med</w:t>
-      </w:r>
-      <w:r>
-        <w:t xml:space="preserve">). At population CRC prevalence of approximately 5%, FIT's positive predictive value is therefore considerably higher than a microbiome-based classifier operating at the AUC observed here (see </w:t>
+        <w:t xml:space="preserve">The Fecal Immunochemical Test (FIT) remains the established non-invasive primary screening modality for colorectal cancer, with published per-test sensitivity of approximately 79% and specificity of approximately 94% (Imperiale et al. 2014). At population CRC prevalence of approximately 5%, FIT's positive predictive value is therefore considerably higher than a microbiome-based classifier operating at the AUC observed here (see </w:t>
       </w:r>
       <w:r>
         <w:rPr>

--- a/manuscript/CRC_Discussion.docx
+++ b/manuscript/CRC_Discussion.docx
@@ -21,7 +21,16 @@
         <w:t>species-level taxonomic features alone provide better cross-cohort CRC classification than joint species-plus-pathway models</w:t>
       </w:r>
       <w:r>
-        <w:t xml:space="preserve"> at current sample sizes: pooled DeLong z = 3.35, p = 0.0008 versus the joint Random Forest, and z = 2.00, p = 0.046 versus the joint XGBoost. The species-only baseline was stable across random seeds, pathway-filter thresholds, demographic adjustment, and per-fold ComBat batch correction.</w:t>
+        <w:t xml:space="preserve"> at current sample sizes: pooled DeLong z = 3.35, p = 0.0008 versus the joint Random Forest, and z = 2.00, p = 0.046 versus the joint XGBoost (</w:t>
+      </w:r>
+      <w:r>
+        <w:rPr>
+          <w:rFonts w:ascii="Courier New" w:hAnsi="Courier New"/>
+        </w:rPr>
+        <w:t>results/delong_results.csv</w:t>
+      </w:r>
+      <w:r>
+        <w:t>). The species-only baseline was stable across random seeds, pathway-filter thresholds, demographic adjustment, and per-fold ComBat batch correction.</w:t>
       </w:r>
     </w:p>
     <w:p>
@@ -34,7 +43,16 @@
     </w:p>
     <w:p>
       <w:r>
-        <w:t>The joint species-plus-pathway model adds roughly 400 community-level pathway features to the 229 retained species without improving per-fold AUC and significantly degrades pooled discrimination relative to the species-only baseline (DeLong z = 3.35, p = 0.0008 for joint RF; z = 2.00, p = 0.046 for joint XGBoost; n = 1,339). This pattern is consistent with the curse of dimensionality acting on a fixed-n problem: nearly tripling the feature count without a proportional gain in independent signal dilutes the probability that the most informative taxa are sampled at each split (</w:t>
+        <w:t xml:space="preserve">The joint species-plus-pathway model adds roughly 400 community-level pathway features to the 229 retained species without improving per-fold AUC and significantly degrades pooled discrimination relative to the species-only baseline (DeLong z = 3.35, p = 0.0008 for joint RF; z = 2.00, p = 0.046 for joint XGBoost; n = 1,339; </w:t>
+      </w:r>
+      <w:r>
+        <w:rPr>
+          <w:rFonts w:ascii="Courier New" w:hAnsi="Courier New"/>
+        </w:rPr>
+        <w:t>results/delong_results.csv</w:t>
+      </w:r>
+      <w:r>
+        <w:t>). This pattern is consistent with the curse of dimensionality acting on a fixed-n problem: nearly tripling the feature count without a proportional gain in independent signal dilutes the probability that the most informative taxa are sampled at each split (</w:t>
       </w:r>
       <w:r>
         <w:rPr>
@@ -335,7 +353,16 @@
         <w:t>Control vs adenoma</w:t>
       </w:r>
       <w:r>
-        <w:t xml:space="preserve"> classification was near chance (RF 0.561, XGBoost 0.579), with TreeSHAP highlighting weak, heterogeneous metabolic and commensal-depletion features. </w:t>
+        <w:t xml:space="preserve"> classification was near chance (RF 0.561, XGBoost 0.579; </w:t>
+      </w:r>
+      <w:r>
+        <w:rPr>
+          <w:rFonts w:ascii="Courier New" w:hAnsi="Courier New"/>
+        </w:rPr>
+        <w:t>results/adenoma_lodo_results.csv</w:t>
+      </w:r>
+      <w:r>
+        <w:t xml:space="preserve">), with TreeSHAP highlighting weak, heterogeneous metabolic and commensal-depletion features. </w:t>
       </w:r>
       <w:r>
         <w:rPr>
@@ -344,7 +371,16 @@
         <w:t>Adenoma vs CRC</w:t>
       </w:r>
       <w:r>
-        <w:t xml:space="preserve"> classification was moderate (RF 0.671, XGBoost 0.617), with TreeSHAP dominated by the same oral-pathobiont signature that drives CRC-vs-control. This pattern is consistent with a model in which (i) the microbiome of early-stage adenoma is largely indistinguishable from healthy controls by global stool composition, and (ii) the oral-pathobiont enrichment is acquired at or near the transition to invasive carcinoma. Such a model has clinical implications: stool metagenomic screens are unlikely to detect early adenomas at useful sensitivity, but may have value in distinguishing advanced lesions from carcinoma and in monitoring post-resection recurrence. It also reinforces that adenoma and CRC are biologically distinct microbiome states rather than two points on a smooth severity gradient.</w:t>
+        <w:t xml:space="preserve"> classification was moderate (RF 0.671, XGBoost 0.617; </w:t>
+      </w:r>
+      <w:r>
+        <w:rPr>
+          <w:rFonts w:ascii="Courier New" w:hAnsi="Courier New"/>
+        </w:rPr>
+        <w:t>results/adenoma_lodo_results.csv</w:t>
+      </w:r>
+      <w:r>
+        <w:t>), with TreeSHAP dominated by the same oral-pathobiont signature that drives CRC-vs-control. This pattern is consistent with a model in which (i) the microbiome of early-stage adenoma is largely indistinguishable from healthy controls by global stool composition, and (ii) the oral-pathobiont enrichment is acquired at or near the transition to invasive carcinoma. Such a model has clinical implications: stool metagenomic screens are unlikely to detect early adenomas at useful sensitivity, but may have value in distinguishing advanced lesions from carcinoma and in monitoring post-resection recurrence. It also reinforces that adenoma and CRC are biologically distinct microbiome states rather than two points on a smooth severity gradient.</w:t>
       </w:r>
     </w:p>
     <w:p>

--- a/manuscript/CRC_Discussion.docx
+++ b/manuscript/CRC_Discussion.docx
@@ -183,7 +183,7 @@
         <w:t>results/diagnostics/depth_confound_shap.csv</w:t>
       </w:r>
       <w:r>
-        <w:t>); no top-20 species survives a multiple-testing-corrected threshold for depth-rank correlation. The oral-pathobiont signature is therefore not an artifact of TreeSHAP's bias toward high-cardinality features nor of cohort-level read depth.</w:t>
+        <w:t>); no top-20 species survives a multiple-testing-corrected threshold for depth-rank correlation. The oral-pathobiont signature is therefore not an artifact of TreeSHAP's bias toward high-cardinality features nor of cohort-level read depth. The broad meta-methodology survey of cancer microbiome signals across pipelines, references, and contamination-handling strategies (Sepich-Poore et al. 2024) demonstrates the importance of comprehensive robustness batteries of the type implemented here for distinguishing reproducible biological signal from pipeline-specific artefacts.</w:t>
       </w:r>
     </w:p>
     <w:p>
@@ -331,7 +331,7 @@
         <w:t>F. nucleatum</w:t>
       </w:r>
       <w:r>
-        <w:t xml:space="preserve"> in particular has been mechanistically linked to CRC through FadA-mediated adhesion to E-cadherin, β-catenin signalling, and tumour-permissive immune modulation; the other taxa form part of a co-occurring oral consortium repeatedly observed in CRC tumours and stool. Their reproducibility across cohorts on three continents — at top SHAP ranks in both Random Forest and XGBoost despite very different splitting criteria — is the most convincing single observation in this analysis. It is also the feature signature that drives the moderate adenoma-vs-CRC performance, suggesting that oral-pathobiont colonisation is a relatively late event in the adenoma-carcinoma sequence.</w:t>
+        <w:t xml:space="preserve"> in particular has been mechanistically linked to CRC through FadA-mediated adhesion to E-cadherin, β-catenin signalling, and tumour-permissive immune modulation; the other taxa form part of a co-occurring oral consortium repeatedly observed in CRC tumours and stool. The same oral-bacterial taxa have been observed in upper-gastrointestinal cancers and Barrett's esophagus (Annavajhala et al. 2020), consistent with a broader pattern in which oral pathobionts colonise transformed gastrointestinal epithelium across anatomical sites. Their reproducibility across cohorts on three continents — at top SHAP ranks in both Random Forest and XGBoost despite very different splitting criteria — is the most convincing single observation in this analysis. It is also the feature signature that drives the moderate adenoma-vs-CRC performance, suggesting that oral-pathobiont colonisation is a relatively late event in the adenoma-carcinoma sequence.</w:t>
       </w:r>
     </w:p>
     <w:p>
@@ -433,7 +433,25 @@
         <w:t>results/combat_results.csv</w:t>
       </w:r>
       <w:r>
-        <w:t>) and does not change the qualitative conclusions, which we interpret as evidence that the biological signal survives the dominant technical batch effects under the country-aware LODO design rather than being recovered by post-hoc mean/variance harmonisation.</w:t>
+        <w:t>) and does not change the qualitative conclusions, which we interpret as evidence that the biological signal survives the dominant technical batch effects under the country-aware LODO design rather than being recovered by post-hoc mean/variance harmonisation. The empirical inflation of pooled AUC under naive cross-validation observed here (</w:t>
+      </w:r>
+      <w:r>
+        <w:rPr>
+          <w:rFonts w:ascii="Courier New" w:hAnsi="Courier New"/>
+        </w:rPr>
+        <w:t>results/diagnostics/cv_methodology_comparison.csv</w:t>
+      </w:r>
+      <w:r>
+        <w:t xml:space="preserve">; +0.050 AUC for pooled 5-fold versus country-aware LODO) is consistent with the more general distributional-bias concerns documented for leave-one-out estimators in microbiome prediction (Austin et al. 2025, </w:t>
+      </w:r>
+      <w:r>
+        <w:rPr>
+          <w:i/>
+        </w:rPr>
+        <w:t>Sci. Adv.</w:t>
+      </w:r>
+      <w:r>
+        <w:t>). Country-aware LODO is one practical mitigation among several; methodological choices that explicitly account for cohort-level distributional heterogeneity should become standard for cross-cohort microbiome benchmarks.</w:t>
       </w:r>
     </w:p>
     <w:p>

--- a/manuscript/CRC_Discussion.docx
+++ b/manuscript/CRC_Discussion.docx
@@ -183,12 +183,7 @@
         <w:t>results/diagnostics/depth_confound_shap.csv</w:t>
       </w:r>
       <w:r>
-        <w:t>); no top-20 species survives a multiple-testing-corrected threshold for depth-rank correlation. The oral-pathobiont signature is therefore not an artifact of TreeSHAP's bias toward high-cardinality features nor of cohort-level read depth. The broad meta-methodology survey of cancer microbiome signals across pipelines, references, and contamination-handling strategies (Sepich-Poore et al. 2024) demonstrates the importance of comprehensive robustness batteries of the type implemented here for distinguishing reproducible biological signal from pipeline-specific artefacts.</w:t>
-      </w:r>
-    </w:p>
-    <w:p>
-      <w:r>
-        <w:t xml:space="preserve">The joint XGBoost model exhibits a notably larger reliability term in the Brier decomposition (0.026) than either Random Forest (species RF 0.007; joint RF 0.006; </w:t>
+        <w:t xml:space="preserve">); no top-20 species survives a multiple-testing-corrected threshold for depth-rank correlation. The oral-pathobiont signature is therefore not an artifact of TreeSHAP's bias toward high-cardinality features nor of cohort-level read depth. The joint XGBoost model exhibits a notably larger reliability term in the Brier decomposition (0.026) than either Random Forest (species RF 0.007; joint RF 0.006; </w:t>
       </w:r>
       <w:r>
         <w:rPr>
@@ -331,7 +326,7 @@
         <w:t>F. nucleatum</w:t>
       </w:r>
       <w:r>
-        <w:t xml:space="preserve"> in particular has been mechanistically linked to CRC through FadA-mediated adhesion to E-cadherin, β-catenin signalling, and tumour-permissive immune modulation; the other taxa form part of a co-occurring oral consortium repeatedly observed in CRC tumours and stool. The same oral-bacterial taxa have been observed in upper-gastrointestinal cancers and Barrett's esophagus (Annavajhala et al. 2020), consistent with a broader pattern in which oral pathobionts colonise transformed gastrointestinal epithelium across anatomical sites. Their reproducibility across cohorts on three continents — at top SHAP ranks in both Random Forest and XGBoost despite very different splitting criteria — is the most convincing single observation in this analysis. It is also the feature signature that drives the moderate adenoma-vs-CRC performance, suggesting that oral-pathobiont colonisation is a relatively late event in the adenoma-carcinoma sequence.</w:t>
+        <w:t xml:space="preserve"> in particular has been mechanistically linked to CRC through FadA-mediated adhesion to E-cadherin, β-catenin signalling, and tumour-permissive immune modulation; the other taxa form part of a co-occurring oral consortium repeatedly observed in CRC tumours and stool. The same oral-bacterial taxa have been repeatedly observed in upper-gastrointestinal cancers and Barrett's esophagus, consistent with a broader pattern in which oral pathobionts colonise transformed gastrointestinal epithelium across anatomical sites. Their reproducibility across cohorts on three continents — at top SHAP ranks in both Random Forest and XGBoost despite very different splitting criteria — is the most convincing single observation in this analysis. It is also the feature signature that drives the moderate adenoma-vs-CRC performance, suggesting that oral-pathobiont colonisation is a relatively late event in the adenoma-carcinoma sequence.</w:t>
       </w:r>
     </w:p>
     <w:p>
@@ -442,16 +437,7 @@
         <w:t>results/diagnostics/cv_methodology_comparison.csv</w:t>
       </w:r>
       <w:r>
-        <w:t xml:space="preserve">; +0.050 AUC for pooled 5-fold versus country-aware LODO) is consistent with the more general distributional-bias concerns documented for leave-one-out estimators in microbiome prediction (Austin et al. 2025, </w:t>
-      </w:r>
-      <w:r>
-        <w:rPr>
-          <w:i/>
-        </w:rPr>
-        <w:t>Sci. Adv.</w:t>
-      </w:r>
-      <w:r>
-        <w:t>). Country-aware LODO is one practical mitigation among several; methodological choices that explicitly account for cohort-level distributional heterogeneity should become standard for cross-cohort microbiome benchmarks.</w:t>
+        <w:t>; +0.050 AUC for pooled 5-fold versus country-aware LODO) underscores that methodological choices accounting for cohort-level distributional heterogeneity should become standard for cross-cohort microbiome benchmarks.</w:t>
       </w:r>
     </w:p>
     <w:p>

--- a/manuscript/CRC_Discussion.docx
+++ b/manuscript/CRC_Discussion.docx
@@ -183,7 +183,30 @@
         <w:t>results/diagnostics/depth_confound_shap.csv</w:t>
       </w:r>
       <w:r>
-        <w:t xml:space="preserve">); no top-20 species survives a multiple-testing-corrected threshold for depth-rank correlation. The oral-pathobiont signature is therefore not an artifact of TreeSHAP's bias toward high-cardinality features nor of cohort-level read depth. The joint XGBoost model exhibits a notably larger reliability term in the Brier decomposition (0.026) than either Random Forest (species RF 0.007; joint RF 0.006; </w:t>
+        <w:t>). Two of the top 20 species show nominal depth-rank correlations before correction (</w:t>
+      </w:r>
+      <w:r>
+        <w:rPr>
+          <w:i/>
+        </w:rPr>
+        <w:t>Eubacterium eligens</w:t>
+      </w:r>
+      <w:r>
+        <w:t xml:space="preserve"> ρ = +0.65, p = 0.04; </w:t>
+      </w:r>
+      <w:r>
+        <w:rPr>
+          <w:i/>
+        </w:rPr>
+        <w:t>Parabacteroides distasonis</w:t>
+      </w:r>
+      <w:r>
+        <w:t xml:space="preserve"> ρ = −0.72, p = 0.02), but neither survives Bonferroni correction across the 20 tests and neither is one of the four oral-pathobiont features driving the headline signature. The oral-pathobiont signature is therefore not an artifact of TreeSHAP's bias toward high-cardinality features nor of cohort-level read depth.</w:t>
+      </w:r>
+    </w:p>
+    <w:p>
+      <w:r>
+        <w:t xml:space="preserve">The joint XGBoost model exhibits a notably larger reliability term in the Brier decomposition (0.026) than either Random Forest (species RF 0.007; joint RF 0.006; </w:t>
       </w:r>
       <w:r>
         <w:rPr>
@@ -326,7 +349,7 @@
         <w:t>F. nucleatum</w:t>
       </w:r>
       <w:r>
-        <w:t xml:space="preserve"> in particular has been mechanistically linked to CRC through FadA-mediated adhesion to E-cadherin, β-catenin signalling, and tumour-permissive immune modulation; the other taxa form part of a co-occurring oral consortium repeatedly observed in CRC tumours and stool. The same oral-bacterial taxa have been repeatedly observed in upper-gastrointestinal cancers and Barrett's esophagus, consistent with a broader pattern in which oral pathobionts colonise transformed gastrointestinal epithelium across anatomical sites. Their reproducibility across cohorts on three continents — at top SHAP ranks in both Random Forest and XGBoost despite very different splitting criteria — is the most convincing single observation in this analysis. It is also the feature signature that drives the moderate adenoma-vs-CRC performance, suggesting that oral-pathobiont colonisation is a relatively late event in the adenoma-carcinoma sequence.</w:t>
+        <w:t xml:space="preserve"> in particular has been mechanistically linked to CRC through FadA-mediated adhesion to E-cadherin, β-catenin signalling, and tumour-permissive immune modulation; the other taxa form part of a co-occurring oral consortium repeatedly observed in CRC tumours and stool. The same oral-bacterial taxa have been repeatedly observed in upper-gastrointestinal cancers and Barrett's esophagus, consistent with a broader pattern in which oral pathobionts colonise transformed gastrointestinal epithelium across anatomical sites. Their reproducibility across cohorts on three continents — at top SHAP ranks in both Random Forest and XGBoost despite very different splitting criteria — is the most convincing single observation in this analysis. It is also the feature signature that is most strongly associated with the moderate adenoma-vs-CRC performance, consistent with oral-pathobiont colonisation being more prevalent at the carcinoma stage than at the adenoma stage.</w:t>
       </w:r>
     </w:p>
     <w:p>
@@ -375,7 +398,7 @@
         <w:t>results/adenoma_lodo_results.csv</w:t>
       </w:r>
       <w:r>
-        <w:t>), with TreeSHAP dominated by the same oral-pathobiont signature that drives CRC-vs-control. This pattern is consistent with a model in which (i) the microbiome of early-stage adenoma is largely indistinguishable from healthy controls by global stool composition, and (ii) the oral-pathobiont enrichment is acquired at or near the transition to invasive carcinoma. Such a model has clinical implications: stool metagenomic screens are unlikely to detect early adenomas at useful sensitivity, but may have value in distinguishing advanced lesions from carcinoma and in monitoring post-resection recurrence. It also reinforces that adenoma and CRC are biologically distinct microbiome states rather than two points on a smooth severity gradient.</w:t>
+        <w:t>), with TreeSHAP dominated by the same oral-pathobiont signature observed in CRC-vs-control. This pattern is consistent with a model in which (i) the microbiome of early-stage adenoma is largely indistinguishable from healthy controls by global stool composition, and (ii) the oral-pathobiont enrichment is more prevalent at the carcinoma stage than at the adenoma stage in this cross-sectional sample. Such a model has clinical implications: stool metagenomic screens are unlikely to detect early adenomas at useful sensitivity, but may have value in distinguishing advanced lesions from carcinoma and in monitoring post-resection recurrence. It also reinforces that adenoma and CRC are biologically distinct microbiome states rather than two points on a smooth severity gradient.</w:t>
       </w:r>
     </w:p>
     <w:p>
@@ -437,7 +460,7 @@
         <w:t>results/diagnostics/cv_methodology_comparison.csv</w:t>
       </w:r>
       <w:r>
-        <w:t>; +0.050 AUC for pooled 5-fold versus country-aware LODO) underscores that methodological choices accounting for cohort-level distributional heterogeneity should become standard for cross-cohort microbiome benchmarks.</w:t>
+        <w:t>; +0.050 AUC for pooled 5-fold versus country-aware LODO) is worth considering for cross-cohort microbiome benchmarks, particularly when multiple cohorts share population origin.</w:t>
       </w:r>
     </w:p>
     <w:p>
@@ -490,7 +513,7 @@
         <w:t>results/diagnostics/fit_vs_microbiome.csv</w:t>
       </w:r>
       <w:r>
-        <w:t>). The clinical role most plausibly supported by our results is therefore not as a replacement for FIT, but as a stratifier — for example, of FIT-negative individuals at elevated baseline risk — or as a longitudinal monitoring substrate where serial sampling can offset the per-test discrimination gap. Direct head-to-head prospective comparison in screening-age populations remains essential before any deployment claim can be made.</w:t>
+        <w:t>). The current data do not support a clinical role as a replacement for FIT. A complementary role — such as stratification of FIT-negative individuals at elevated baseline risk, or as a longitudinal monitoring substrate where serial sampling could in principle offset the per-test discrimination gap — is hypothetical and would require dedicated prospective evaluation in screening-age populations before any deployment claim can be made.</w:t>
       </w:r>
     </w:p>
     <w:p>
@@ -503,7 +526,7 @@
     </w:p>
     <w:p>
       <w:r>
-        <w:t>A species-only Random Forest classifier, trained under country-aware LODO across 10 curatedMetagenomicData cohorts (n = 1,339), significantly outperforms joint species-plus-pathway Random Forest and XGBoost models for CRC detection. This advantage is robust to random-seed variation, pathway-filter thresholds, demographic adjustment, and ComBat batch correction. The adenoma analysis supports a stepwise model in which the diagnostic oral-pathobiont signature emerges at or near malignant transformation rather than at the adenoma stage. All code, processed data, per-sample predictions, and decision logs are publicly available to enable replication and extension.</w:t>
+        <w:t>A species-only Random Forest classifier, trained under country-aware LODO across 10 curatedMetagenomicData cohorts (n = 1,339), outperforms joint species-plus-pathway Random Forest and XGBoost models on pooled discrimination (DeLong p = 0.0008 vs joint RF; p = 0.046 vs joint XGBoost), though per-cohort paired tests at n = 10 folds do not reach significance. This pattern is robust to random-seed variation, pathway-filter thresholds, demographic adjustment, and ComBat batch correction. The adenoma analysis supports a stepwise model in which the diagnostic oral-pathobiont signature emerges at or near malignant transformation rather than at the adenoma stage. All code, processed data, per-sample predictions, and decision logs are publicly available to enable replication and extension.</w:t>
       </w:r>
     </w:p>
     <w:sectPr>
